--- a/Cover_Letters/Shinoy_Vanderlande_Integration_Manager_Cover_Letter.docx
+++ b/Cover_Letters/Shinoy_Vanderlande_Integration_Manager_Cover_Letter.docx
@@ -14,7 +14,7 @@
     </w:p>
     <w:p>
       <w:r>
-        <w:t>August 27, 2026</w:t>
+        <w:t>September 19, 2026</w:t>
       </w:r>
     </w:p>
     <w:p>
@@ -35,12 +35,7 @@
     </w:p>
     <w:p>
       <w:r>
-        <w:t>In my previous roles, I have often stepped beyond traditional testing tasks to take ownership of end-to-end integration and release activities. Working with complex financial systems has taught me the importance of maintaining a clear system overview while coordinating with engineering leads, suppliers, and stakeholders to ensure stable deployments. I am comfortable translating requirements into structured test strategies and identifying potential risks before they affect delivery.</w:t>
-      </w:r>
-    </w:p>
-    <w:p>
-      <w:r>
-        <w:t>Vanderlande's work in airport logistics presents an interesting scale of engineering challenges, and I would bring my experience in systems coordination and test management to help keep your integration processes running smoothly.</w:t>
+        <w:t>Your integration manager role caught my attention because it involves overseeing full system testing and guiding components from design to handover. Throughout my career, I have worked closely with cross-functional teams and technical leads to manage test phases, track requirements, and ensure systems perform reliably in operational environments. I am comfortable maintaining the system overview while coordinating delivery with various stakeholders.</w:t>
       </w:r>
     </w:p>
     <w:p>
